--- a/docs/competition/word/第十九届全国大学生软件创新大赛-星火-项目测试文档-v0.3.0.docx
+++ b/docs/competition/word/第十九届全国大学生软件创新大赛-星火-项目测试文档-v0.3.0.docx
@@ -4969,7 +4969,7 @@
           <w:b w:val="0"/>
           <w:sz w:val="24"/>
         </w:rPr>
-        <w:t>星火采用**"单元测试 + 集成测试 + 功能回归 + benchmark + 工程闸门 + 混沌测试 + 人工验收"**组合策略。测试重点不是证明某段代码能跑，而是证明学习成长主链、关键创新模块和比赛展示路径在真实环境下具备可验证性、可复现性和可解释性。</w:t>
+        <w:t>星火采用"单元测试 + 集成测试 + 功能回归 + benchmark + 工程闸门 + 混沌测试 + 人工验收"组合策略。测试重点不是证明某段代码能跑，而是证明学习成长主链、关键创新模块和比赛展示路径在真实环境下具备可验证性、可复现性和可解释性。</w:t>
       </w:r>
     </w:p>
     <w:p>
@@ -5018,7 +5018,7 @@
           <w:b w:val="0"/>
           <w:sz w:val="24"/>
         </w:rPr>
-        <w:t>**广度维度**：</w:t>
+        <w:t>广度维度：</w:t>
       </w:r>
     </w:p>
     <w:p>
@@ -5053,7 +5053,7 @@
           <w:b w:val="0"/>
           <w:sz w:val="24"/>
         </w:rPr>
-        <w:t>当前测试环境强调**"真实依赖联调"**而非大量 mock，以尽量减少复杂链路在比赛演示阶段暴露环境类问题的风险。集成测试使用 `conftest.py` 配置真实 PostgreSQL 和 gRPC 联调环境。</w:t>
+        <w:t>当前测试环境强调"真实依赖联调"而非大量 mock，以尽量减少复杂链路在比赛演示阶段暴露环境类问题的风险。集成测试使用 conftest.py 配置真实 PostgreSQL 和 gRPC 联调环境。</w:t>
       </w:r>
     </w:p>
     <w:p>
@@ -6228,7 +6228,7 @@
           <w:b w:val="0"/>
           <w:sz w:val="24"/>
         </w:rPr>
-        <w:t>**测试文件清单**：</w:t>
+        <w:t>测试文件清单：</w:t>
       </w:r>
     </w:p>
     <w:p>
@@ -6242,7 +6242,7 @@
           <w:b w:val="0"/>
           <w:sz w:val="24"/>
         </w:rPr>
-        <w:t>**关键验证点详解**：</w:t>
+        <w:t>关键验证点详解：</w:t>
       </w:r>
     </w:p>
     <w:p>
@@ -6256,7 +6256,7 @@
           <w:b w:val="0"/>
           <w:sz w:val="24"/>
         </w:rPr>
-        <w:t>1. **路由正确性**：运动、付款、密码修改等任务必须被分流到 HUMAN_ONLY，不允许进入自动执行；PLANNING、SOCIAL、OCR 等任务才可进入 AGENT_ELIGIBLE 路由。</w:t>
+        <w:t>1. 路由正确性：运动、付款、密码修改等任务必须被分流到 HUMAN_ONLY，不允许进入自动执行；PLANNING、SOCIAL、OCR 等任务才可进入 AGENT_ELIGIBLE 路由。</w:t>
       </w:r>
     </w:p>
     <w:p>
@@ -6270,7 +6270,7 @@
           <w:b w:val="0"/>
           <w:sz w:val="24"/>
         </w:rPr>
-        <w:t>2. **意图完整性**：结构化执行意图必须包含目标环境（BROWSER/SHELL/API/DOCUMENT/HUMAN）、执行模式（HUMAN/AGENT/HYBRID）和策略（允许域名/工具/审批/质量）。</w:t>
+        <w:t>2. 意图完整性：结构化执行意图必须包含目标环境（BROWSER/SHELL/API/DOCUMENT/HUMAN）、执行模式（HUMAN/AGENT/HYBRID）和策略（允许域名/工具/审批/质量）。</w:t>
       </w:r>
     </w:p>
     <w:p>
@@ -6284,7 +6284,7 @@
           <w:b w:val="0"/>
           <w:sz w:val="24"/>
         </w:rPr>
-        <w:t>3. **信任晋升条件**：自动晋升到 TRUSTED 需同时满足 5 次成功执行 + 85% 成功率 + 质量分数 ≥ 0.7。</w:t>
+        <w:t>3. 信任晋升条件：自动晋升到 TRUSTED 需同时满足 5 次成功执行 + 85% 成功率 + 质量分数 ≥ 0.7。</w:t>
       </w:r>
     </w:p>
     <w:p>
@@ -6298,7 +6298,7 @@
           <w:b w:val="0"/>
           <w:sz w:val="24"/>
         </w:rPr>
-        <w:t>4. **敏感字段过滤**：TrustEngine 自动过滤 password、secret、api_key、token 等敏感字段，防止执行结果中泄露敏感信息。</w:t>
+        <w:t>4. 敏感字段过滤：TrustEngine 自动过滤 password、secret、api_key、token 等敏感字段，防止执行结果中泄露敏感信息。</w:t>
       </w:r>
     </w:p>
     <w:p>
@@ -6312,7 +6312,7 @@
           <w:b w:val="0"/>
           <w:sz w:val="24"/>
         </w:rPr>
-        <w:t>5. **闭环回流**：执行结果必须通过 ExecutionIngestor 正确摄取后，才能触发知识图谱更新和后续任务状态变更。</w:t>
+        <w:t>5. 闭环回流：执行结果必须通过 ExecutionIngestor 正确摄取后，才能触发知识图谱更新和后续任务状态变更。</w:t>
       </w:r>
     </w:p>
     <w:p>
@@ -6366,7 +6366,7 @@
           <w:b w:val="0"/>
           <w:sz w:val="24"/>
         </w:rPr>
-        <w:t>**Phase 覆盖矩阵**：</w:t>
+        <w:t>Phase 覆盖矩阵：</w:t>
       </w:r>
     </w:p>
     <w:p>
@@ -7281,7 +7281,7 @@
           <w:b w:val="0"/>
           <w:sz w:val="24"/>
         </w:rPr>
-        <w:t>**测试文件清单**：</w:t>
+        <w:t>测试文件清单：</w:t>
       </w:r>
     </w:p>
     <w:p>
@@ -7295,7 +7295,7 @@
           <w:b w:val="0"/>
           <w:sz w:val="24"/>
         </w:rPr>
-        <w:t>**关键验证逻辑**：</w:t>
+        <w:t>关键验证逻辑：</w:t>
       </w:r>
     </w:p>
     <w:p>
@@ -7309,7 +7309,7 @@
           <w:b w:val="0"/>
           <w:sz w:val="24"/>
         </w:rPr>
-        <w:t>1. **协作结构真实性**：测试不是只验证输出文本，而是验证 Router 是否正确选择了专家、collaboration_node 是否按指定模式（single/sequential/parallel/debate/delegation）执行、aggregator_node 是否正确合并了多个专家的结果。</w:t>
+        <w:t>1. 协作结构真实性：测试不是只验证输出文本，而是验证 Router 是否正确选择了专家、collaboration_node 是否按指定模式（single/sequential/parallel/debate/delegation）执行、aggregator_node 是否正确合并了多个专家的结果。</w:t>
       </w:r>
     </w:p>
     <w:p>
@@ -7323,7 +7323,7 @@
           <w:b w:val="0"/>
           <w:sz w:val="24"/>
         </w:rPr>
-        <w:t>2. **桥接完整性**：Theater free_mode / seed / accuracy / what-if / adopt / chat bridge preview 全部有专项回归。</w:t>
+        <w:t>2. 桥接完整性：Theater free_mode / seed / accuracy / what-if / adopt / chat bridge preview 全部有专项回归。</w:t>
       </w:r>
     </w:p>
     <w:p>
@@ -7337,7 +7337,7 @@
           <w:b w:val="0"/>
           <w:sz w:val="24"/>
         </w:rPr>
-        <w:t>3. **反馈闭环**：SessionFeedbackSignal 的检测结果是否真正影响了后续会话策略。</w:t>
+        <w:t>3. 反馈闭环：SessionFeedbackSignal 的检测结果是否真正影响了后续会话策略。</w:t>
       </w:r>
     </w:p>
     <w:p>
@@ -7351,7 +7351,7 @@
           <w:b w:val="0"/>
           <w:sz w:val="24"/>
         </w:rPr>
-        <w:t>4. **降级策略**：当 LLM 不可用时，SufficiencyChecker 的 fallback 是否能保证主链不中断。</w:t>
+        <w:t>4. 降级策略：当 LLM 不可用时，SufficiencyChecker 的 fallback 是否能保证主链不中断。</w:t>
       </w:r>
     </w:p>
     <w:p>
@@ -7379,7 +7379,7 @@
           <w:b w:val="0"/>
           <w:sz w:val="24"/>
         </w:rPr>
-        <w:t>当前 AI 对话主链的测试可信度较高，原因在于它不是只校验接口返回，而是已经结合了 WebSocket、反馈服务与全栈链路材料。这条主链可以作为比赛展示的**最核心"可信主路径"**。</w:t>
+        <w:t>当前 AI 对话主链的测试可信度较高，原因在于它不是只校验接口返回，而是已经结合了 WebSocket、反馈服务与全栈链路材料。这条主链可以作为比赛展示的最核心"可信主路径"。</w:t>
       </w:r>
     </w:p>
     <w:p>
@@ -7407,7 +7407,7 @@
           <w:b w:val="0"/>
           <w:sz w:val="24"/>
         </w:rPr>
-        <w:t>Mirofish 模块当前的亮点在于：测试对象不仅包括单个专家节点，也包括**协作结构本身**——桥接触发、路由转发、剧场路径预测和用户反馈适应。这比只做输出文本校验更接近真实质量要求。</w:t>
+        <w:t>Mirofish 模块当前的亮点在于：测试对象不仅包括单个专家节点，也包括协作结构本身——桥接触发、路由转发、剧场路径预测和用户反馈适应。这比只做输出文本校验更接近真实质量要求。</w:t>
       </w:r>
     </w:p>
     <w:p>
@@ -7421,13 +7421,27 @@
           <w:b w:val="0"/>
           <w:sz w:val="24"/>
         </w:rPr>
-        <w:t>后续建议固定两到三条最能打动评委的典型协作用例：</w:t>
+        <w:t>后续建议固定两到三条最能打动评委的典型协作用例：知识解释 + 路径规划（galaxy_guide + time_tutor 协作）、错题分析 + 复习建议（error_analyst + study_buddy 协作）、剧场推演 + 报告回流（Theater → Report 桥接完整链路）。</w:t>
       </w:r>
     </w:p>
     <w:p>
       <w:pPr>
         <w:spacing w:line="360" w:lineRule="auto" w:before="0" w:after="0"/>
         <w:ind w:firstLine="0"/>
+      </w:pPr>
+      <w:r>
+        <w:rPr>
+          <w:rFonts w:ascii="宋体" w:hAnsi="宋体" w:eastAsia="宋体"/>
+          <w:b/>
+          <w:sz w:val="24"/>
+        </w:rPr>
+        <w:t>测试经验总结</w:t>
+      </w:r>
+    </w:p>
+    <w:p>
+      <w:pPr>
+        <w:spacing w:line="360" w:lineRule="auto" w:before="0" w:after="0"/>
+        <w:ind w:firstLine="420"/>
       </w:pPr>
       <w:r>
         <w:rPr>
@@ -7435,13 +7449,13 @@
           <w:b w:val="0"/>
           <w:sz w:val="24"/>
         </w:rPr>
-        <w:t>"知识解释 + 路径规划"（galaxy_guide + time_tutor 协作）</w:t>
+        <w:t>学习系统中的聊天链路最重要的不只是"回答正确"，还包括状态回流、结构化输出和多轮连续性是否稳定。只有这几点成立，对话才真正是主链入口，而不是孤立窗口。</w:t>
       </w:r>
     </w:p>
     <w:p>
       <w:pPr>
         <w:spacing w:line="360" w:lineRule="auto" w:before="0" w:after="0"/>
-        <w:ind w:firstLine="0"/>
+        <w:ind w:firstLine="420"/>
       </w:pPr>
       <w:r>
         <w:rPr>
@@ -7449,13 +7463,13 @@
           <w:b w:val="0"/>
           <w:sz w:val="24"/>
         </w:rPr>
-        <w:t>"错题分析 + 复习建议"（error_analyst + study_buddy 协作）</w:t>
+        <w:t>复杂智能系统的测试重点不应该只落在"结果像不像人写的"，还必须落在"结构是否真实、链路是否稳定、状态是否可回流"。Mirofish 的测试策略证明了多 Agent 系统可以被结构化地验证。</w:t>
       </w:r>
     </w:p>
     <w:p>
       <w:pPr>
         <w:spacing w:line="360" w:lineRule="auto" w:before="0" w:after="0"/>
-        <w:ind w:firstLine="0"/>
+        <w:ind w:firstLine="420"/>
       </w:pPr>
       <w:r>
         <w:rPr>
@@ -7463,63 +7477,7 @@
           <w:b w:val="0"/>
           <w:sz w:val="24"/>
         </w:rPr>
-        <w:t>"剧场推演 + 报告回流"（Theater → Report 桥接完整链路）</w:t>
-      </w:r>
-    </w:p>
-    <w:p>
-      <w:pPr>
-        <w:spacing w:line="360" w:lineRule="auto" w:before="0" w:after="0"/>
-        <w:ind w:firstLine="0"/>
-      </w:pPr>
-      <w:r>
-        <w:rPr>
-          <w:rFonts w:ascii="宋体" w:hAnsi="宋体" w:eastAsia="宋体"/>
-          <w:b/>
-          <w:sz w:val="24"/>
-        </w:rPr>
-        <w:t>测试经验总结</w:t>
-      </w:r>
-    </w:p>
-    <w:p>
-      <w:pPr>
-        <w:spacing w:line="360" w:lineRule="auto" w:before="0" w:after="0"/>
-        <w:ind w:firstLine="420"/>
-      </w:pPr>
-      <w:r>
-        <w:rPr>
-          <w:rFonts w:ascii="宋体" w:hAnsi="宋体" w:eastAsia="宋体"/>
-          <w:b w:val="0"/>
-          <w:sz w:val="24"/>
-        </w:rPr>
-        <w:t>学习系统中的聊天链路最重要的不只是"回答正确"，还包括**状态回流、结构化输出和多轮连续性**是否稳定。只有这几点成立，对话才真正是主链入口，而不是孤立窗口。</w:t>
-      </w:r>
-    </w:p>
-    <w:p>
-      <w:pPr>
-        <w:spacing w:line="360" w:lineRule="auto" w:before="0" w:after="0"/>
-        <w:ind w:firstLine="420"/>
-      </w:pPr>
-      <w:r>
-        <w:rPr>
-          <w:rFonts w:ascii="宋体" w:hAnsi="宋体" w:eastAsia="宋体"/>
-          <w:b w:val="0"/>
-          <w:sz w:val="24"/>
-        </w:rPr>
-        <w:t>复杂智能系统的测试重点不应该只落在"结果像不像人写的"，还必须落在**"结构是否真实、链路是否稳定、状态是否可回流"**。Mirofish 的测试策略证明了多 Agent 系统可以被结构化地验证。</w:t>
-      </w:r>
-    </w:p>
-    <w:p>
-      <w:pPr>
-        <w:spacing w:line="360" w:lineRule="auto" w:before="0" w:after="0"/>
-        <w:ind w:firstLine="420"/>
-      </w:pPr>
-      <w:r>
-        <w:rPr>
-          <w:rFonts w:ascii="宋体" w:hAnsi="宋体" w:eastAsia="宋体"/>
-          <w:b w:val="0"/>
-          <w:sz w:val="24"/>
-        </w:rPr>
-        <w:t>对于带有外部执行引擎的复杂系统，**分阶段测试优于一次性黑盒测试**。只有先证明路由、意图、翻译、执行、回流各阶段都清晰可控，整条闭环才真正可信。这一测试策略本身也体现了项目的工程成熟度。</w:t>
+        <w:t>对于带有外部执行引擎的复杂系统，分阶段测试优于一次性黑盒测试。只有先证明路由、意图、翻译、执行、回流各阶段都清晰可控，整条闭环才真正可信。这一测试策略本身也体现了项目的工程成熟度。</w:t>
       </w:r>
     </w:p>
     <w:p>
@@ -8692,7 +8650,7 @@
           <w:b w:val="0"/>
           <w:sz w:val="24"/>
         </w:rPr>
-        <w:t>**测试文件清单**：</w:t>
+        <w:t>测试文件清单：</w:t>
       </w:r>
     </w:p>
     <w:p>
@@ -8706,7 +8664,7 @@
           <w:b w:val="0"/>
           <w:sz w:val="24"/>
         </w:rPr>
-        <w:t>**验收结果**：19 passed，说明 AI 对话 WebSocket 主链、反馈闭环和全栈交互能力已具备可复用验证基础。</w:t>
+        <w:t>验收结果：19 passed，说明 AI 对话 WebSocket 主链、反馈闭环和全栈交互能力已具备可复用验证基础。</w:t>
       </w:r>
     </w:p>
     <w:p>
@@ -8720,7 +8678,7 @@
           <w:b w:val="0"/>
           <w:sz w:val="24"/>
         </w:rPr>
-        <w:t>**功能测试覆盖的关键问题**：</w:t>
+        <w:t>功能测试覆盖的关键问题：</w:t>
       </w:r>
     </w:p>
     <w:p>
@@ -8734,7 +8692,7 @@
           <w:b w:val="0"/>
           <w:sz w:val="24"/>
         </w:rPr>
-        <w:t>1. **流式稳定性**：用户消息能否稳定进入实时链路并获得流式响应（打字机效果连续、无断流）。</w:t>
+        <w:t>1. 流式稳定性：用户消息能否稳定进入实时链路并获得流式响应（打字机效果连续、无断流）。</w:t>
       </w:r>
     </w:p>
     <w:p>
@@ -8748,7 +8706,7 @@
           <w:b w:val="0"/>
           <w:sz w:val="24"/>
         </w:rPr>
-        <w:t>2. **多轮一致性**：系统是否能在多轮交互中维持状态一致性（上下文不丢失、画像持续更新）。</w:t>
+        <w:t>2. 多轮一致性：系统是否能在多轮交互中维持状态一致性（上下文不丢失、画像持续更新）。</w:t>
       </w:r>
     </w:p>
     <w:p>
@@ -8762,7 +8720,7 @@
           <w:b w:val="0"/>
           <w:sz w:val="24"/>
         </w:rPr>
-        <w:t>3. **反馈回流**：用户反馈是否真正影响后续会话和策略（SessionFeedbackSignal 应用后可观测到变化）。</w:t>
+        <w:t>3. 反馈回流：用户反馈是否真正影响后续会话和策略（SessionFeedbackSignal 应用后可观测到变化）。</w:t>
       </w:r>
     </w:p>
     <w:p>
@@ -8776,7 +8734,7 @@
           <w:b w:val="0"/>
           <w:sz w:val="24"/>
         </w:rPr>
-        <w:t>4. **结构化触发**：计划、任务和结构化结果是否能从对话中被正确触发（LangGraphPlanner 生成 ExecutablePlan）。</w:t>
+        <w:t>4. 结构化触发：计划、任务和结构化结果是否能从对话中被正确触发（LangGraphPlanner 生成 ExecutablePlan）。</w:t>
       </w:r>
     </w:p>
     <w:p>
@@ -8891,7 +8849,7 @@
           <w:b w:val="0"/>
           <w:sz w:val="24"/>
         </w:rPr>
-        <w:t>**后端桥接验收**：</w:t>
+        <w:t>后端桥接验收：</w:t>
       </w:r>
     </w:p>
     <w:p>
@@ -8905,7 +8863,7 @@
           <w:b w:val="0"/>
           <w:sz w:val="24"/>
         </w:rPr>
-        <w:t>**Flutter 端组件回归**：</w:t>
+        <w:t>Flutter 端组件回归：</w:t>
       </w:r>
     </w:p>
     <w:p>
@@ -8919,7 +8877,7 @@
           <w:b w:val="0"/>
           <w:sz w:val="24"/>
         </w:rPr>
-        <w:t>**验收结果**：18 passed。关键页面和组件已进入可回归、可验证的状态。</w:t>
+        <w:t>验收结果：18 passed。关键页面和组件已进入可回归、可验证的状态。</w:t>
       </w:r>
     </w:p>
     <w:p>
@@ -8947,7 +8905,7 @@
           <w:b w:val="0"/>
           <w:sz w:val="24"/>
         </w:rPr>
-        <w:t>桥接功能的测试价值在于，它能有效揭露"页面有了但链路没打通"的假成熟状态。当前星火的优势是已经通过 Theater、Simulation、Report 等路径证明**跨页面、跨模块、跨上下文的连续性**。</w:t>
+        <w:t>桥接功能的测试价值在于，它能有效揭露"页面有了但链路没打通"的假成熟状态。当前星火的优势是已经通过 Theater、Simulation、Report 等路径证明了跨页面、跨模块、跨上下文的连续性。</w:t>
       </w:r>
     </w:p>
     <w:p>
@@ -8961,7 +8919,7 @@
           <w:b w:val="0"/>
           <w:sz w:val="24"/>
         </w:rPr>
-        <w:t>`chat_continuity_banner.dart` 保持从 Chat 上下文过来的连接感，`mirofish_stage_header.dart` 统一舞台头部组件，`mirofish_milestone_service.dart` 里程碑庆祝机制——这些都不是孤立的 UI 组件，而是桥接体验的工程支撑。</w:t>
+        <w:t>chat_continuity_banner.dart 保持从 Chat 上下文过来的连接感，mirofish_stage_header.dart 统一舞台头部组件，mirofish_milestone_service.dart 里程碑庆祝机制——这些都不是孤立的 UI 组件，而是桥接体验的工程支撑。</w:t>
       </w:r>
     </w:p>
     <w:p>
@@ -9003,7 +8961,7 @@
           <w:b w:val="0"/>
           <w:sz w:val="24"/>
         </w:rPr>
-        <w:t>对于以成长闭环为核心的产品，**桥接能力本身就是测试对象**。如果聊天到报告、聊天到剧场、聊天到模拟不能成立，那么系统就很难说服评委它是一个完整成长系统。</w:t>
+        <w:t>对于以成长闭环为核心的产品，桥接能力本身就是测试对象。如果聊天到报告、聊天到剧场、聊天到模拟不能成立，那么系统就很难说服评委它是一个完整成长系统。</w:t>
       </w:r>
     </w:p>
     <w:p>
@@ -9116,7 +9074,7 @@
           <w:b w:val="0"/>
           <w:sz w:val="24"/>
         </w:rPr>
-        <w:t>**性能 benchmark 详细数据**：</w:t>
+        <w:t>性能 benchmark 详细数据：</w:t>
       </w:r>
     </w:p>
     <w:p>
@@ -9130,7 +9088,7 @@
           <w:b w:val="0"/>
           <w:sz w:val="24"/>
         </w:rPr>
-        <w:t>**Mirofish 桥接性能**：</w:t>
+        <w:t>Mirofish 桥接性能：</w:t>
       </w:r>
     </w:p>
     <w:p>
@@ -9530,7 +9488,7 @@
           <w:b w:val="0"/>
           <w:sz w:val="24"/>
         </w:rPr>
-        <w:t>系统已开始关注异常场景和服务弹性，仓库中存在 `tests/chaos/test_service_resilience.py`，验证系统在异常条件下的表现。</w:t>
+        <w:t>系统已开始关注异常场景和服务弹性，仓库中存在 tests/chaos/test_service_resilience.py，验证系统在异常条件下的表现。</w:t>
       </w:r>
     </w:p>
     <w:p>
@@ -9544,7 +9502,7 @@
           <w:b w:val="0"/>
           <w:sz w:val="24"/>
         </w:rPr>
-        <w:t>**混沌测试覆盖的关键场景**：</w:t>
+        <w:t>混沌测试覆盖的关键场景：</w:t>
       </w:r>
     </w:p>
     <w:p>
@@ -9586,21 +9544,22 @@
           <w:b w:val="0"/>
           <w:sz w:val="24"/>
         </w:rPr>
-        <w:t>**当前最准确的系统级口径**：本地后端主链、Mirofish/OpenClaw 专项回归与移动端关键组件回归已通过；系统整体已具备较强的可验证性和可演示性，但真机侧部分体验能力仍在继续补签收阶段。</w:t>
+        <w:t>当前最准确的系统级口径：本地后端主链、Mirofish/OpenClaw 专项回归与移动端关键组件回归已通过；系统整体已具备较强的可验证性和可演示性，但真机侧部分体验能力仍在继续补签收阶段。</w:t>
       </w:r>
     </w:p>
     <w:p>
       <w:pPr>
         <w:spacing w:line="360" w:lineRule="auto" w:before="0" w:after="0"/>
-        <w:ind w:firstLine="420"/>
+        <w:ind w:firstLine="0"/>
+        <w:jc w:val="center"/>
       </w:pPr>
       <w:r>
         <w:rPr>
           <w:rFonts w:ascii="宋体" w:hAnsi="宋体" w:eastAsia="宋体"/>
           <w:b w:val="0"/>
-          <w:sz w:val="24"/>
-        </w:rPr>
-        <w:t>**[图 Q2]** 星火系统测试与剩余边界图 *AI 生图提示词：A two-column status matrix. Left column "Verified" (green checkmarks): Main Chain, OpenClaw Phase 0-4, Mirofish Agents, Theater/Simulation/Report, Flutter Components, Engineering Gates, Performance Benchmarks. Right column "Pending" (orange circles): Real Device Audio, Haptics, Push Notifications, System Share, Full E2E Journey. Clean status dashboard style, dark background. 16:9 ratio.*</w:t>
+          <w:sz w:val="21"/>
+        </w:rPr>
+        <w:t>【图位：图Q2  系统测试完成度与剩余边界对照矩阵（已验证项 vs 待补充项）】</w:t>
       </w:r>
     </w:p>
     <w:p>
